--- a/module2/Hướng dẫn IntelliJ.docx
+++ b/module2/Hướng dẫn IntelliJ.docx
@@ -853,6 +853,7 @@
           <w:szCs w:val="28"/>
         </w:rPr>
       </w:pPr>
+      <w:bookmarkStart w:id="0" w:name="_GoBack"/>
       <w:r>
         <w:rPr>
           <w:rFonts w:ascii="Times New Roman" w:hAnsi="Times New Roman" w:cs="Times New Roman"/>
@@ -860,6 +861,119 @@
           <w:sz w:val="28"/>
           <w:szCs w:val="28"/>
         </w:rPr>
+        <w:t>Phím nóng</w:t>
+      </w:r>
+    </w:p>
+    <w:bookmarkEnd w:id="0"/>
+    <w:p>
+      <w:pPr>
+        <w:spacing w:after="0"/>
+        <w:rPr>
+          <w:rFonts w:ascii="Times New Roman" w:hAnsi="Times New Roman" w:cs="Times New Roman"/>
+          <w:sz w:val="28"/>
+          <w:szCs w:val="28"/>
+        </w:rPr>
+      </w:pPr>
+    </w:p>
+    <w:p>
+      <w:pPr>
+        <w:spacing w:after="0"/>
+        <w:rPr>
+          <w:rFonts w:ascii="Times New Roman" w:hAnsi="Times New Roman" w:cs="Times New Roman"/>
+          <w:sz w:val="28"/>
+          <w:szCs w:val="28"/>
+        </w:rPr>
+      </w:pPr>
+      <w:r>
+        <w:rPr>
+          <w:rFonts w:ascii="Times New Roman" w:hAnsi="Times New Roman" w:cs="Times New Roman"/>
+          <w:sz w:val="28"/>
+          <w:szCs w:val="28"/>
+        </w:rPr>
+        <w:t>Ctrl + D để tạo 1 dòng bên dưới, gọi là duplicate</w:t>
+      </w:r>
+    </w:p>
+    <w:p>
+      <w:pPr>
+        <w:spacing w:after="0"/>
+        <w:rPr>
+          <w:rFonts w:ascii="Times New Roman" w:hAnsi="Times New Roman" w:cs="Times New Roman"/>
+          <w:sz w:val="28"/>
+          <w:szCs w:val="28"/>
+        </w:rPr>
+      </w:pPr>
+      <w:r>
+        <w:rPr>
+          <w:rFonts w:ascii="Times New Roman" w:hAnsi="Times New Roman" w:cs="Times New Roman"/>
+          <w:sz w:val="28"/>
+          <w:szCs w:val="28"/>
+        </w:rPr>
+        <w:t>Ctrl + ? để comment code</w:t>
+      </w:r>
+    </w:p>
+    <w:p>
+      <w:pPr>
+        <w:spacing w:after="0"/>
+        <w:rPr>
+          <w:rFonts w:ascii="Times New Roman" w:hAnsi="Times New Roman" w:cs="Times New Roman"/>
+          <w:sz w:val="28"/>
+          <w:szCs w:val="28"/>
+        </w:rPr>
+      </w:pPr>
+      <w:r>
+        <w:rPr>
+          <w:rFonts w:ascii="Times New Roman" w:hAnsi="Times New Roman" w:cs="Times New Roman"/>
+          <w:sz w:val="28"/>
+          <w:szCs w:val="28"/>
+        </w:rPr>
+        <w:t>Ctrl + Alt + O để tối ưu import</w:t>
+      </w:r>
+    </w:p>
+    <w:p>
+      <w:pPr>
+        <w:spacing w:after="0"/>
+        <w:rPr>
+          <w:rFonts w:ascii="Times New Roman" w:hAnsi="Times New Roman" w:cs="Times New Roman"/>
+          <w:sz w:val="28"/>
+          <w:szCs w:val="28"/>
+        </w:rPr>
+      </w:pPr>
+      <w:r>
+        <w:rPr>
+          <w:rFonts w:ascii="Times New Roman" w:hAnsi="Times New Roman" w:cs="Times New Roman"/>
+          <w:sz w:val="28"/>
+          <w:szCs w:val="28"/>
+        </w:rPr>
+        <w:t>Giữ Ctrl + click vào tên class để xem nội dung của class</w:t>
+      </w:r>
+    </w:p>
+    <w:p>
+      <w:pPr>
+        <w:spacing w:after="0"/>
+        <w:rPr>
+          <w:rFonts w:ascii="Times New Roman" w:hAnsi="Times New Roman" w:cs="Times New Roman"/>
+          <w:sz w:val="28"/>
+          <w:szCs w:val="28"/>
+        </w:rPr>
+      </w:pPr>
+    </w:p>
+    <w:p>
+      <w:pPr>
+        <w:spacing w:after="0"/>
+        <w:rPr>
+          <w:rFonts w:ascii="Times New Roman" w:hAnsi="Times New Roman" w:cs="Times New Roman"/>
+          <w:b/>
+          <w:sz w:val="28"/>
+          <w:szCs w:val="28"/>
+        </w:rPr>
+      </w:pPr>
+      <w:r>
+        <w:rPr>
+          <w:rFonts w:ascii="Times New Roman" w:hAnsi="Times New Roman" w:cs="Times New Roman"/>
+          <w:b/>
+          <w:sz w:val="28"/>
+          <w:szCs w:val="28"/>
+        </w:rPr>
         <w:t>Hello World</w:t>
       </w:r>
     </w:p>
@@ -890,6 +1004,7 @@
           <w:sz w:val="28"/>
           <w:szCs w:val="28"/>
         </w:rPr>
+        <w:lastRenderedPageBreak/>
         <w:drawing>
           <wp:inline distT="0" distB="0" distL="0" distR="0">
             <wp:extent cx="4084320" cy="1598212"/>
@@ -1557,6 +1672,7 @@
           <w:sz w:val="28"/>
           <w:szCs w:val="28"/>
         </w:rPr>
+        <w:lastRenderedPageBreak/>
         <w:t>Tuy nhiên, phép chia lại yêu cầu kiểm tra b khác 0</w:t>
       </w:r>
       <w:r>
@@ -1813,7 +1929,6 @@
           <w:sz w:val="24"/>
           <w:szCs w:val="24"/>
         </w:rPr>
-        <w:lastRenderedPageBreak/>
         <w:t xml:space="preserve">            </w:t>
       </w:r>
       <w:r>
@@ -2214,6 +2329,7 @@
           <w:sz w:val="24"/>
           <w:szCs w:val="28"/>
         </w:rPr>
+        <w:lastRenderedPageBreak/>
         <w:t xml:space="preserve">            return 0;</w:t>
       </w:r>
     </w:p>
@@ -2424,7 +2540,6 @@
           <w:sz w:val="24"/>
           <w:szCs w:val="24"/>
         </w:rPr>
-        <w:lastRenderedPageBreak/>
         <w:t xml:space="preserve">        int b = sc.nextInt();</w:t>
       </w:r>
     </w:p>
@@ -2927,6 +3042,7 @@
           <w:sz w:val="28"/>
           <w:szCs w:val="28"/>
         </w:rPr>
+        <w:lastRenderedPageBreak/>
         <w:t>Click chuột phải vào</w:t>
       </w:r>
       <w:r>
@@ -3343,6 +3459,7 @@
           <w:sz w:val="28"/>
           <w:szCs w:val="28"/>
         </w:rPr>
+        <w:lastRenderedPageBreak/>
         <w:t>Hàm để trả về kết quả</w:t>
       </w:r>
     </w:p>
@@ -3504,7 +3621,6 @@
           <w:sz w:val="28"/>
           <w:szCs w:val="28"/>
         </w:rPr>
-        <w:lastRenderedPageBreak/>
         <w:drawing>
           <wp:inline distT="0" distB="0" distL="0" distR="0">
             <wp:extent cx="4137660" cy="1391172"/>
@@ -3797,8 +3913,6 @@
           <w:szCs w:val="28"/>
         </w:rPr>
       </w:pPr>
-      <w:bookmarkStart w:id="0" w:name="_GoBack"/>
-      <w:bookmarkEnd w:id="0"/>
     </w:p>
     <w:p>
       <w:pPr>
@@ -3977,6 +4091,7 @@
           <w:sz w:val="28"/>
           <w:szCs w:val="28"/>
         </w:rPr>
+        <w:lastRenderedPageBreak/>
         <w:drawing>
           <wp:inline distT="0" distB="0" distL="0" distR="0">
             <wp:extent cx="2435197" cy="2446020"/>
@@ -4052,7 +4167,6 @@
           <w:sz w:val="28"/>
           <w:szCs w:val="28"/>
         </w:rPr>
-        <w:lastRenderedPageBreak/>
         <w:t>Bài tập:</w:t>
       </w:r>
     </w:p>

--- a/module2/Hướng dẫn IntelliJ.docx
+++ b/module2/Hướng dẫn IntelliJ.docx
@@ -853,7 +853,6 @@
           <w:szCs w:val="28"/>
         </w:rPr>
       </w:pPr>
-      <w:bookmarkStart w:id="0" w:name="_GoBack"/>
       <w:r>
         <w:rPr>
           <w:rFonts w:ascii="Times New Roman" w:hAnsi="Times New Roman" w:cs="Times New Roman"/>
@@ -864,7 +863,6 @@
         <w:t>Phím nóng</w:t>
       </w:r>
     </w:p>
-    <w:bookmarkEnd w:id="0"/>
     <w:p>
       <w:pPr>
         <w:spacing w:after="0"/>
@@ -974,6 +972,367 @@
           <w:sz w:val="28"/>
           <w:szCs w:val="28"/>
         </w:rPr>
+        <w:t>Getter Setter</w:t>
+      </w:r>
+    </w:p>
+    <w:p>
+      <w:pPr>
+        <w:spacing w:after="0"/>
+        <w:rPr>
+          <w:rFonts w:ascii="Times New Roman" w:hAnsi="Times New Roman" w:cs="Times New Roman"/>
+          <w:sz w:val="28"/>
+          <w:szCs w:val="28"/>
+        </w:rPr>
+      </w:pPr>
+      <w:r>
+        <w:rPr>
+          <w:rFonts w:ascii="Times New Roman" w:hAnsi="Times New Roman" w:cs="Times New Roman"/>
+          <w:sz w:val="28"/>
+          <w:szCs w:val="28"/>
+        </w:rPr>
+        <w:t>Tạo class Product với 3 biến name, price, color</w:t>
+      </w:r>
+    </w:p>
+    <w:p>
+      <w:pPr>
+        <w:spacing w:after="0"/>
+        <w:rPr>
+          <w:rFonts w:ascii="Times New Roman" w:hAnsi="Times New Roman" w:cs="Times New Roman"/>
+          <w:sz w:val="28"/>
+          <w:szCs w:val="28"/>
+        </w:rPr>
+      </w:pPr>
+      <w:r>
+        <w:rPr>
+          <w:rFonts w:ascii="Times New Roman" w:hAnsi="Times New Roman" w:cs="Times New Roman"/>
+          <w:sz w:val="28"/>
+          <w:szCs w:val="28"/>
+        </w:rPr>
+        <w:t>Click chuột phải vào bên trong class Product</w:t>
+      </w:r>
+      <w:r>
+        <w:rPr>
+          <w:rFonts w:ascii="Times New Roman" w:hAnsi="Times New Roman" w:cs="Times New Roman"/>
+          <w:sz w:val="28"/>
+          <w:szCs w:val="28"/>
+        </w:rPr>
+        <w:t>, chọn Generate, chọn Getter Setter</w:t>
+      </w:r>
+    </w:p>
+    <w:p>
+      <w:pPr>
+        <w:spacing w:after="0"/>
+        <w:jc w:val="center"/>
+        <w:rPr>
+          <w:rFonts w:ascii="Times New Roman" w:hAnsi="Times New Roman" w:cs="Times New Roman"/>
+          <w:sz w:val="28"/>
+          <w:szCs w:val="28"/>
+        </w:rPr>
+      </w:pPr>
+      <w:r>
+        <w:rPr>
+          <w:rFonts w:ascii="Times New Roman" w:hAnsi="Times New Roman" w:cs="Times New Roman"/>
+          <w:noProof/>
+          <w:sz w:val="28"/>
+          <w:szCs w:val="28"/>
+        </w:rPr>
+        <w:lastRenderedPageBreak/>
+        <w:drawing>
+          <wp:inline distT="0" distB="0" distL="0" distR="0">
+            <wp:extent cx="4084716" cy="4625340"/>
+            <wp:effectExtent l="0" t="0" r="0" b="3810"/>
+            <wp:docPr id="14" name="Picture 14"/>
+            <wp:cNvGraphicFramePr>
+              <a:graphicFrameLocks xmlns:a="http://schemas.openxmlformats.org/drawingml/2006/main" noChangeAspect="1"/>
+            </wp:cNvGraphicFramePr>
+            <a:graphic xmlns:a="http://schemas.openxmlformats.org/drawingml/2006/main">
+              <a:graphicData uri="http://schemas.openxmlformats.org/drawingml/2006/picture">
+                <pic:pic xmlns:pic="http://schemas.openxmlformats.org/drawingml/2006/picture">
+                  <pic:nvPicPr>
+                    <pic:cNvPr id="0" name="Picture 1"/>
+                    <pic:cNvPicPr>
+                      <a:picLocks noChangeAspect="1" noChangeArrowheads="1"/>
+                    </pic:cNvPicPr>
+                  </pic:nvPicPr>
+                  <pic:blipFill>
+                    <a:blip r:embed="rId10">
+                      <a:extLst>
+                        <a:ext uri="{28A0092B-C50C-407E-A947-70E740481C1C}">
+                          <a14:useLocalDpi xmlns:a14="http://schemas.microsoft.com/office/drawing/2010/main" val="0"/>
+                        </a:ext>
+                      </a:extLst>
+                    </a:blip>
+                    <a:srcRect/>
+                    <a:stretch>
+                      <a:fillRect/>
+                    </a:stretch>
+                  </pic:blipFill>
+                  <pic:spPr bwMode="auto">
+                    <a:xfrm>
+                      <a:off x="0" y="0"/>
+                      <a:ext cx="4089330" cy="4630565"/>
+                    </a:xfrm>
+                    <a:prstGeom prst="rect">
+                      <a:avLst/>
+                    </a:prstGeom>
+                    <a:noFill/>
+                    <a:ln>
+                      <a:noFill/>
+                    </a:ln>
+                  </pic:spPr>
+                </pic:pic>
+              </a:graphicData>
+            </a:graphic>
+          </wp:inline>
+        </w:drawing>
+      </w:r>
+    </w:p>
+    <w:p>
+      <w:pPr>
+        <w:spacing w:after="0"/>
+        <w:rPr>
+          <w:rFonts w:ascii="Times New Roman" w:hAnsi="Times New Roman" w:cs="Times New Roman"/>
+          <w:sz w:val="28"/>
+          <w:szCs w:val="28"/>
+        </w:rPr>
+      </w:pPr>
+    </w:p>
+    <w:p>
+      <w:pPr>
+        <w:spacing w:after="0"/>
+        <w:jc w:val="center"/>
+        <w:rPr>
+          <w:rFonts w:ascii="Times New Roman" w:hAnsi="Times New Roman" w:cs="Times New Roman"/>
+          <w:sz w:val="28"/>
+          <w:szCs w:val="28"/>
+        </w:rPr>
+      </w:pPr>
+      <w:r>
+        <w:rPr>
+          <w:rFonts w:ascii="Times New Roman" w:hAnsi="Times New Roman" w:cs="Times New Roman"/>
+          <w:noProof/>
+          <w:sz w:val="28"/>
+          <w:szCs w:val="28"/>
+        </w:rPr>
+        <w:drawing>
+          <wp:inline distT="0" distB="0" distL="0" distR="0">
+            <wp:extent cx="4152900" cy="2850946"/>
+            <wp:effectExtent l="0" t="0" r="0" b="6985"/>
+            <wp:docPr id="17" name="Picture 17"/>
+            <wp:cNvGraphicFramePr>
+              <a:graphicFrameLocks xmlns:a="http://schemas.openxmlformats.org/drawingml/2006/main" noChangeAspect="1"/>
+            </wp:cNvGraphicFramePr>
+            <a:graphic xmlns:a="http://schemas.openxmlformats.org/drawingml/2006/main">
+              <a:graphicData uri="http://schemas.openxmlformats.org/drawingml/2006/picture">
+                <pic:pic xmlns:pic="http://schemas.openxmlformats.org/drawingml/2006/picture">
+                  <pic:nvPicPr>
+                    <pic:cNvPr id="0" name="Picture 2"/>
+                    <pic:cNvPicPr>
+                      <a:picLocks noChangeAspect="1" noChangeArrowheads="1"/>
+                    </pic:cNvPicPr>
+                  </pic:nvPicPr>
+                  <pic:blipFill>
+                    <a:blip r:embed="rId11">
+                      <a:extLst>
+                        <a:ext uri="{28A0092B-C50C-407E-A947-70E740481C1C}">
+                          <a14:useLocalDpi xmlns:a14="http://schemas.microsoft.com/office/drawing/2010/main" val="0"/>
+                        </a:ext>
+                      </a:extLst>
+                    </a:blip>
+                    <a:srcRect/>
+                    <a:stretch>
+                      <a:fillRect/>
+                    </a:stretch>
+                  </pic:blipFill>
+                  <pic:spPr bwMode="auto">
+                    <a:xfrm>
+                      <a:off x="0" y="0"/>
+                      <a:ext cx="4157700" cy="2854241"/>
+                    </a:xfrm>
+                    <a:prstGeom prst="rect">
+                      <a:avLst/>
+                    </a:prstGeom>
+                    <a:noFill/>
+                    <a:ln>
+                      <a:noFill/>
+                    </a:ln>
+                  </pic:spPr>
+                </pic:pic>
+              </a:graphicData>
+            </a:graphic>
+          </wp:inline>
+        </w:drawing>
+      </w:r>
+    </w:p>
+    <w:p>
+      <w:pPr>
+        <w:spacing w:after="0"/>
+        <w:rPr>
+          <w:rFonts w:ascii="Times New Roman" w:hAnsi="Times New Roman" w:cs="Times New Roman"/>
+          <w:sz w:val="28"/>
+          <w:szCs w:val="28"/>
+        </w:rPr>
+      </w:pPr>
+    </w:p>
+    <w:p>
+      <w:pPr>
+        <w:spacing w:after="0"/>
+        <w:rPr>
+          <w:rFonts w:ascii="Times New Roman" w:hAnsi="Times New Roman" w:cs="Times New Roman"/>
+          <w:sz w:val="28"/>
+          <w:szCs w:val="28"/>
+        </w:rPr>
+      </w:pPr>
+      <w:r>
+        <w:rPr>
+          <w:rFonts w:ascii="Times New Roman" w:hAnsi="Times New Roman" w:cs="Times New Roman"/>
+          <w:sz w:val="28"/>
+          <w:szCs w:val="28"/>
+        </w:rPr>
+        <w:t>Chọn hết 3 biến</w:t>
+      </w:r>
+      <w:r>
+        <w:rPr>
+          <w:rFonts w:ascii="Times New Roman" w:hAnsi="Times New Roman" w:cs="Times New Roman"/>
+          <w:sz w:val="28"/>
+          <w:szCs w:val="28"/>
+        </w:rPr>
+        <w:t xml:space="preserve"> bằng phím Ctrl, click OK</w:t>
+      </w:r>
+    </w:p>
+    <w:p>
+      <w:pPr>
+        <w:spacing w:after="0"/>
+        <w:rPr>
+          <w:rFonts w:ascii="Times New Roman" w:hAnsi="Times New Roman" w:cs="Times New Roman"/>
+          <w:sz w:val="28"/>
+          <w:szCs w:val="28"/>
+        </w:rPr>
+      </w:pPr>
+    </w:p>
+    <w:p>
+      <w:pPr>
+        <w:spacing w:after="0"/>
+        <w:jc w:val="center"/>
+        <w:rPr>
+          <w:rFonts w:ascii="Times New Roman" w:hAnsi="Times New Roman" w:cs="Times New Roman"/>
+          <w:sz w:val="28"/>
+          <w:szCs w:val="28"/>
+        </w:rPr>
+      </w:pPr>
+      <w:r>
+        <w:rPr>
+          <w:rFonts w:ascii="Times New Roman" w:hAnsi="Times New Roman" w:cs="Times New Roman"/>
+          <w:noProof/>
+          <w:sz w:val="28"/>
+          <w:szCs w:val="28"/>
+        </w:rPr>
+        <w:lastRenderedPageBreak/>
+        <w:drawing>
+          <wp:inline distT="0" distB="0" distL="0" distR="0">
+            <wp:extent cx="5173980" cy="3605747"/>
+            <wp:effectExtent l="0" t="0" r="7620" b="0"/>
+            <wp:docPr id="18" name="Picture 18"/>
+            <wp:cNvGraphicFramePr>
+              <a:graphicFrameLocks xmlns:a="http://schemas.openxmlformats.org/drawingml/2006/main" noChangeAspect="1"/>
+            </wp:cNvGraphicFramePr>
+            <a:graphic xmlns:a="http://schemas.openxmlformats.org/drawingml/2006/main">
+              <a:graphicData uri="http://schemas.openxmlformats.org/drawingml/2006/picture">
+                <pic:pic xmlns:pic="http://schemas.openxmlformats.org/drawingml/2006/picture">
+                  <pic:nvPicPr>
+                    <pic:cNvPr id="0" name="Picture 3"/>
+                    <pic:cNvPicPr>
+                      <a:picLocks noChangeAspect="1" noChangeArrowheads="1"/>
+                    </pic:cNvPicPr>
+                  </pic:nvPicPr>
+                  <pic:blipFill>
+                    <a:blip r:embed="rId12">
+                      <a:extLst>
+                        <a:ext uri="{28A0092B-C50C-407E-A947-70E740481C1C}">
+                          <a14:useLocalDpi xmlns:a14="http://schemas.microsoft.com/office/drawing/2010/main" val="0"/>
+                        </a:ext>
+                      </a:extLst>
+                    </a:blip>
+                    <a:srcRect/>
+                    <a:stretch>
+                      <a:fillRect/>
+                    </a:stretch>
+                  </pic:blipFill>
+                  <pic:spPr bwMode="auto">
+                    <a:xfrm>
+                      <a:off x="0" y="0"/>
+                      <a:ext cx="5182282" cy="3611532"/>
+                    </a:xfrm>
+                    <a:prstGeom prst="rect">
+                      <a:avLst/>
+                    </a:prstGeom>
+                    <a:noFill/>
+                    <a:ln>
+                      <a:noFill/>
+                    </a:ln>
+                  </pic:spPr>
+                </pic:pic>
+              </a:graphicData>
+            </a:graphic>
+          </wp:inline>
+        </w:drawing>
+      </w:r>
+    </w:p>
+    <w:p>
+      <w:pPr>
+        <w:spacing w:after="0"/>
+        <w:rPr>
+          <w:rFonts w:ascii="Times New Roman" w:hAnsi="Times New Roman" w:cs="Times New Roman"/>
+          <w:sz w:val="28"/>
+          <w:szCs w:val="28"/>
+        </w:rPr>
+      </w:pPr>
+    </w:p>
+    <w:p>
+      <w:pPr>
+        <w:spacing w:after="0"/>
+        <w:rPr>
+          <w:rFonts w:ascii="Times New Roman" w:hAnsi="Times New Roman" w:cs="Times New Roman"/>
+          <w:sz w:val="28"/>
+          <w:szCs w:val="28"/>
+        </w:rPr>
+      </w:pPr>
+      <w:r>
+        <w:rPr>
+          <w:rFonts w:ascii="Times New Roman" w:hAnsi="Times New Roman" w:cs="Times New Roman"/>
+          <w:sz w:val="28"/>
+          <w:szCs w:val="28"/>
+        </w:rPr>
+        <w:t>6 hàm Getter Setter sẽ hiện ra</w:t>
+      </w:r>
+    </w:p>
+    <w:p>
+      <w:pPr>
+        <w:spacing w:after="0"/>
+        <w:rPr>
+          <w:rFonts w:ascii="Times New Roman" w:hAnsi="Times New Roman" w:cs="Times New Roman"/>
+          <w:sz w:val="28"/>
+          <w:szCs w:val="28"/>
+        </w:rPr>
+      </w:pPr>
+    </w:p>
+    <w:p>
+      <w:pPr>
+        <w:spacing w:after="0"/>
+        <w:rPr>
+          <w:rFonts w:ascii="Times New Roman" w:hAnsi="Times New Roman" w:cs="Times New Roman"/>
+          <w:b/>
+          <w:sz w:val="28"/>
+          <w:szCs w:val="28"/>
+        </w:rPr>
+      </w:pPr>
+      <w:r>
+        <w:rPr>
+          <w:rFonts w:ascii="Times New Roman" w:hAnsi="Times New Roman" w:cs="Times New Roman"/>
+          <w:b/>
+          <w:sz w:val="28"/>
+          <w:szCs w:val="28"/>
+        </w:rPr>
         <w:t>Hello World</w:t>
       </w:r>
     </w:p>
@@ -1004,7 +1363,6 @@
           <w:sz w:val="28"/>
           <w:szCs w:val="28"/>
         </w:rPr>
-        <w:lastRenderedPageBreak/>
         <w:drawing>
           <wp:inline distT="0" distB="0" distL="0" distR="0">
             <wp:extent cx="4084320" cy="1598212"/>
@@ -1023,7 +1381,7 @@
                     </pic:cNvPicPr>
                   </pic:nvPicPr>
                   <pic:blipFill>
-                    <a:blip r:embed="rId10">
+                    <a:blip r:embed="rId13">
                       <a:extLst>
                         <a:ext uri="{28A0092B-C50C-407E-A947-70E740481C1C}">
                           <a14:useLocalDpi xmlns:a14="http://schemas.microsoft.com/office/drawing/2010/main" val="0"/>
@@ -1379,7 +1737,7 @@
                     </pic:cNvPicPr>
                   </pic:nvPicPr>
                   <pic:blipFill>
-                    <a:blip r:embed="rId11">
+                    <a:blip r:embed="rId14">
                       <a:extLst>
                         <a:ext uri="{28A0092B-C50C-407E-A947-70E740481C1C}">
                           <a14:useLocalDpi xmlns:a14="http://schemas.microsoft.com/office/drawing/2010/main" val="0"/>
@@ -1672,383 +2030,383 @@
           <w:sz w:val="28"/>
           <w:szCs w:val="28"/>
         </w:rPr>
+        <w:t>Tuy nhiên, phép chia lại yêu cầu kiểm tra b khác 0</w:t>
+      </w:r>
+      <w:r>
+        <w:rPr>
+          <w:rFonts w:ascii="Times New Roman" w:hAnsi="Times New Roman" w:cs="Times New Roman"/>
+          <w:sz w:val="28"/>
+          <w:szCs w:val="28"/>
+        </w:rPr>
+        <w:t xml:space="preserve"> nên phải dùng if else</w:t>
+      </w:r>
+    </w:p>
+    <w:p>
+      <w:pPr>
+        <w:spacing w:after="0"/>
+        <w:rPr>
+          <w:rFonts w:ascii="Times New Roman" w:hAnsi="Times New Roman" w:cs="Times New Roman"/>
+          <w:sz w:val="28"/>
+          <w:szCs w:val="28"/>
+        </w:rPr>
+      </w:pPr>
+    </w:p>
+    <w:p>
+      <w:pPr>
+        <w:spacing w:after="0"/>
+        <w:rPr>
+          <w:rFonts w:ascii="Times New Roman" w:hAnsi="Times New Roman" w:cs="Times New Roman"/>
+          <w:sz w:val="24"/>
+          <w:szCs w:val="24"/>
+        </w:rPr>
+      </w:pPr>
+      <w:r>
+        <w:rPr>
+          <w:rFonts w:ascii="Times New Roman" w:hAnsi="Times New Roman" w:cs="Times New Roman"/>
+          <w:sz w:val="24"/>
+          <w:szCs w:val="24"/>
+        </w:rPr>
+        <w:t>if (b != 0) {</w:t>
+      </w:r>
+    </w:p>
+    <w:p>
+      <w:pPr>
+        <w:spacing w:after="0"/>
+        <w:rPr>
+          <w:rFonts w:ascii="Times New Roman" w:hAnsi="Times New Roman" w:cs="Times New Roman"/>
+          <w:sz w:val="24"/>
+          <w:szCs w:val="24"/>
+        </w:rPr>
+      </w:pPr>
+      <w:r>
+        <w:rPr>
+          <w:rFonts w:ascii="Times New Roman" w:hAnsi="Times New Roman" w:cs="Times New Roman"/>
+          <w:sz w:val="24"/>
+          <w:szCs w:val="24"/>
+        </w:rPr>
+        <w:t xml:space="preserve">            int thuong = a / b;</w:t>
+      </w:r>
+    </w:p>
+    <w:p>
+      <w:pPr>
+        <w:spacing w:after="0"/>
+        <w:rPr>
+          <w:rFonts w:ascii="Times New Roman" w:hAnsi="Times New Roman" w:cs="Times New Roman"/>
+          <w:sz w:val="24"/>
+          <w:szCs w:val="24"/>
+        </w:rPr>
+      </w:pPr>
+      <w:r>
+        <w:rPr>
+          <w:rFonts w:ascii="Times New Roman" w:hAnsi="Times New Roman" w:cs="Times New Roman"/>
+          <w:sz w:val="24"/>
+          <w:szCs w:val="24"/>
+        </w:rPr>
+        <w:t xml:space="preserve">            int du = a % b;</w:t>
+      </w:r>
+    </w:p>
+    <w:p>
+      <w:pPr>
+        <w:spacing w:after="0"/>
+        <w:rPr>
+          <w:rFonts w:ascii="Times New Roman" w:hAnsi="Times New Roman" w:cs="Times New Roman"/>
+          <w:sz w:val="24"/>
+          <w:szCs w:val="24"/>
+        </w:rPr>
+      </w:pPr>
+    </w:p>
+    <w:p>
+      <w:pPr>
+        <w:spacing w:after="0"/>
+        <w:rPr>
+          <w:rFonts w:ascii="Times New Roman" w:hAnsi="Times New Roman" w:cs="Times New Roman"/>
+          <w:sz w:val="24"/>
+          <w:szCs w:val="24"/>
+        </w:rPr>
+      </w:pPr>
+      <w:r>
+        <w:rPr>
+          <w:rFonts w:ascii="Times New Roman" w:hAnsi="Times New Roman" w:cs="Times New Roman"/>
+          <w:sz w:val="24"/>
+          <w:szCs w:val="24"/>
+        </w:rPr>
+        <w:t xml:space="preserve">            System.out.print("Tổng: " + tong + "\n");</w:t>
+      </w:r>
+    </w:p>
+    <w:p>
+      <w:pPr>
+        <w:spacing w:after="0"/>
+        <w:rPr>
+          <w:rFonts w:ascii="Times New Roman" w:hAnsi="Times New Roman" w:cs="Times New Roman"/>
+          <w:sz w:val="24"/>
+          <w:szCs w:val="24"/>
+          <w:lang w:val="de-DE"/>
+        </w:rPr>
+      </w:pPr>
+      <w:r>
+        <w:rPr>
+          <w:rFonts w:ascii="Times New Roman" w:hAnsi="Times New Roman" w:cs="Times New Roman"/>
+          <w:sz w:val="24"/>
+          <w:szCs w:val="24"/>
+        </w:rPr>
+        <w:t xml:space="preserve">            </w:t>
+      </w:r>
+      <w:r>
+        <w:rPr>
+          <w:rFonts w:ascii="Times New Roman" w:hAnsi="Times New Roman" w:cs="Times New Roman"/>
+          <w:sz w:val="24"/>
+          <w:szCs w:val="24"/>
+          <w:lang w:val="de-DE"/>
+        </w:rPr>
+        <w:t>System.out.print("Hiệu: " + hieu + "\n");</w:t>
+      </w:r>
+    </w:p>
+    <w:p>
+      <w:pPr>
+        <w:spacing w:after="0"/>
+        <w:rPr>
+          <w:rFonts w:ascii="Times New Roman" w:hAnsi="Times New Roman" w:cs="Times New Roman"/>
+          <w:sz w:val="24"/>
+          <w:szCs w:val="24"/>
+        </w:rPr>
+      </w:pPr>
+      <w:r>
+        <w:rPr>
+          <w:rFonts w:ascii="Times New Roman" w:hAnsi="Times New Roman" w:cs="Times New Roman"/>
+          <w:sz w:val="24"/>
+          <w:szCs w:val="24"/>
+          <w:lang w:val="de-DE"/>
+        </w:rPr>
+        <w:t xml:space="preserve">            </w:t>
+      </w:r>
+      <w:r>
+        <w:rPr>
+          <w:rFonts w:ascii="Times New Roman" w:hAnsi="Times New Roman" w:cs="Times New Roman"/>
+          <w:sz w:val="24"/>
+          <w:szCs w:val="24"/>
+        </w:rPr>
+        <w:t>System.out.print("Tích: " + tich + "\n");</w:t>
+      </w:r>
+    </w:p>
+    <w:p>
+      <w:pPr>
+        <w:spacing w:after="0"/>
+        <w:rPr>
+          <w:rFonts w:ascii="Times New Roman" w:hAnsi="Times New Roman" w:cs="Times New Roman"/>
+          <w:sz w:val="24"/>
+          <w:szCs w:val="24"/>
+        </w:rPr>
+      </w:pPr>
+      <w:r>
+        <w:rPr>
+          <w:rFonts w:ascii="Times New Roman" w:hAnsi="Times New Roman" w:cs="Times New Roman"/>
+          <w:sz w:val="24"/>
+          <w:szCs w:val="24"/>
+        </w:rPr>
+        <w:t xml:space="preserve">            System.out.print("Thương: " + thuong + "\n");</w:t>
+      </w:r>
+    </w:p>
+    <w:p>
+      <w:pPr>
+        <w:spacing w:after="0"/>
+        <w:rPr>
+          <w:rFonts w:ascii="Times New Roman" w:hAnsi="Times New Roman" w:cs="Times New Roman"/>
+          <w:sz w:val="24"/>
+          <w:szCs w:val="24"/>
+          <w:lang w:val="de-DE"/>
+        </w:rPr>
+      </w:pPr>
+      <w:r>
+        <w:rPr>
+          <w:rFonts w:ascii="Times New Roman" w:hAnsi="Times New Roman" w:cs="Times New Roman"/>
+          <w:sz w:val="24"/>
+          <w:szCs w:val="24"/>
+        </w:rPr>
+        <w:t xml:space="preserve">            </w:t>
+      </w:r>
+      <w:r>
+        <w:rPr>
+          <w:rFonts w:ascii="Times New Roman" w:hAnsi="Times New Roman" w:cs="Times New Roman"/>
+          <w:sz w:val="24"/>
+          <w:szCs w:val="24"/>
+          <w:lang w:val="de-DE"/>
+        </w:rPr>
+        <w:t>System.out.print("Số dư: " + du + "\n");</w:t>
+      </w:r>
+    </w:p>
+    <w:p>
+      <w:pPr>
+        <w:spacing w:after="0"/>
+        <w:rPr>
+          <w:rFonts w:ascii="Times New Roman" w:hAnsi="Times New Roman" w:cs="Times New Roman"/>
+          <w:sz w:val="24"/>
+          <w:szCs w:val="24"/>
+        </w:rPr>
+      </w:pPr>
+      <w:r>
+        <w:rPr>
+          <w:rFonts w:ascii="Times New Roman" w:hAnsi="Times New Roman" w:cs="Times New Roman"/>
+          <w:sz w:val="24"/>
+          <w:szCs w:val="24"/>
+        </w:rPr>
+        <w:t>} else {</w:t>
+      </w:r>
+    </w:p>
+    <w:p>
+      <w:pPr>
+        <w:spacing w:after="0"/>
+        <w:rPr>
+          <w:rFonts w:ascii="Times New Roman" w:hAnsi="Times New Roman" w:cs="Times New Roman"/>
+          <w:sz w:val="24"/>
+          <w:szCs w:val="24"/>
+        </w:rPr>
+      </w:pPr>
+      <w:r>
+        <w:rPr>
+          <w:rFonts w:ascii="Times New Roman" w:hAnsi="Times New Roman" w:cs="Times New Roman"/>
+          <w:sz w:val="24"/>
+          <w:szCs w:val="24"/>
+        </w:rPr>
+        <w:t xml:space="preserve">            System.out.print("Tổng: " + tong + "\n");</w:t>
+      </w:r>
+    </w:p>
+    <w:p>
+      <w:pPr>
+        <w:spacing w:after="0"/>
+        <w:rPr>
+          <w:rFonts w:ascii="Times New Roman" w:hAnsi="Times New Roman" w:cs="Times New Roman"/>
+          <w:sz w:val="24"/>
+          <w:szCs w:val="24"/>
+          <w:lang w:val="de-DE"/>
+        </w:rPr>
+      </w:pPr>
+      <w:r>
+        <w:rPr>
+          <w:rFonts w:ascii="Times New Roman" w:hAnsi="Times New Roman" w:cs="Times New Roman"/>
+          <w:sz w:val="24"/>
+          <w:szCs w:val="24"/>
+        </w:rPr>
+        <w:t xml:space="preserve">            </w:t>
+      </w:r>
+      <w:r>
+        <w:rPr>
+          <w:rFonts w:ascii="Times New Roman" w:hAnsi="Times New Roman" w:cs="Times New Roman"/>
+          <w:sz w:val="24"/>
+          <w:szCs w:val="24"/>
+          <w:lang w:val="de-DE"/>
+        </w:rPr>
+        <w:t>System.out.print("Hiệu: " + hieu + "\n");</w:t>
+      </w:r>
+    </w:p>
+    <w:p>
+      <w:pPr>
+        <w:spacing w:after="0"/>
+        <w:rPr>
+          <w:rFonts w:ascii="Times New Roman" w:hAnsi="Times New Roman" w:cs="Times New Roman"/>
+          <w:sz w:val="24"/>
+          <w:szCs w:val="24"/>
+        </w:rPr>
+      </w:pPr>
+      <w:r>
+        <w:rPr>
+          <w:rFonts w:ascii="Times New Roman" w:hAnsi="Times New Roman" w:cs="Times New Roman"/>
+          <w:sz w:val="24"/>
+          <w:szCs w:val="24"/>
+          <w:lang w:val="de-DE"/>
+        </w:rPr>
+        <w:t xml:space="preserve">            </w:t>
+      </w:r>
+      <w:r>
+        <w:rPr>
+          <w:rFonts w:ascii="Times New Roman" w:hAnsi="Times New Roman" w:cs="Times New Roman"/>
+          <w:sz w:val="24"/>
+          <w:szCs w:val="24"/>
+        </w:rPr>
+        <w:t>System.out.print("Tích: " + tich + "\n");</w:t>
+      </w:r>
+    </w:p>
+    <w:p>
+      <w:pPr>
+        <w:spacing w:after="0"/>
+        <w:rPr>
+          <w:rFonts w:ascii="Times New Roman" w:hAnsi="Times New Roman" w:cs="Times New Roman"/>
+          <w:sz w:val="24"/>
+          <w:szCs w:val="24"/>
+        </w:rPr>
+      </w:pPr>
+      <w:r>
+        <w:rPr>
+          <w:rFonts w:ascii="Times New Roman" w:hAnsi="Times New Roman" w:cs="Times New Roman"/>
+          <w:sz w:val="24"/>
+          <w:szCs w:val="24"/>
+        </w:rPr>
+        <w:t xml:space="preserve">            System.out.print("Không thể chia cho 0!\n");</w:t>
+      </w:r>
+    </w:p>
+    <w:p>
+      <w:pPr>
+        <w:spacing w:after="0"/>
+        <w:rPr>
+          <w:rFonts w:ascii="Times New Roman" w:hAnsi="Times New Roman" w:cs="Times New Roman"/>
+          <w:sz w:val="24"/>
+          <w:szCs w:val="24"/>
+        </w:rPr>
+      </w:pPr>
+      <w:r>
+        <w:rPr>
+          <w:rFonts w:ascii="Times New Roman" w:hAnsi="Times New Roman" w:cs="Times New Roman"/>
+          <w:sz w:val="24"/>
+          <w:szCs w:val="24"/>
+        </w:rPr>
+        <w:t>}</w:t>
+      </w:r>
+    </w:p>
+    <w:p>
+      <w:pPr>
+        <w:spacing w:after="0"/>
+        <w:rPr>
+          <w:rFonts w:ascii="Times New Roman" w:hAnsi="Times New Roman" w:cs="Times New Roman"/>
+          <w:sz w:val="24"/>
+          <w:szCs w:val="24"/>
+        </w:rPr>
+      </w:pPr>
+      <w:r>
+        <w:rPr>
+          <w:rFonts w:ascii="Times New Roman" w:hAnsi="Times New Roman" w:cs="Times New Roman"/>
+          <w:sz w:val="24"/>
+          <w:szCs w:val="24"/>
+        </w:rPr>
+        <w:t>sc.close();</w:t>
+      </w:r>
+    </w:p>
+    <w:p>
+      <w:pPr>
+        <w:spacing w:after="0"/>
+        <w:rPr>
+          <w:rFonts w:ascii="Times New Roman" w:hAnsi="Times New Roman" w:cs="Times New Roman"/>
+          <w:sz w:val="28"/>
+          <w:szCs w:val="28"/>
+        </w:rPr>
+      </w:pPr>
+    </w:p>
+    <w:p>
+      <w:pPr>
+        <w:spacing w:after="0"/>
+        <w:jc w:val="center"/>
+        <w:rPr>
+          <w:rFonts w:ascii="Times New Roman" w:hAnsi="Times New Roman" w:cs="Times New Roman"/>
+          <w:sz w:val="28"/>
+          <w:szCs w:val="28"/>
+        </w:rPr>
+      </w:pPr>
+      <w:r>
+        <w:rPr>
+          <w:rFonts w:ascii="Times New Roman" w:hAnsi="Times New Roman" w:cs="Times New Roman"/>
+          <w:noProof/>
+          <w:sz w:val="28"/>
+          <w:szCs w:val="28"/>
+        </w:rPr>
         <w:lastRenderedPageBreak/>
-        <w:t>Tuy nhiên, phép chia lại yêu cầu kiểm tra b khác 0</w:t>
-      </w:r>
-      <w:r>
-        <w:rPr>
-          <w:rFonts w:ascii="Times New Roman" w:hAnsi="Times New Roman" w:cs="Times New Roman"/>
-          <w:sz w:val="28"/>
-          <w:szCs w:val="28"/>
-        </w:rPr>
-        <w:t xml:space="preserve"> nên phải dùng if else</w:t>
-      </w:r>
-    </w:p>
-    <w:p>
-      <w:pPr>
-        <w:spacing w:after="0"/>
-        <w:rPr>
-          <w:rFonts w:ascii="Times New Roman" w:hAnsi="Times New Roman" w:cs="Times New Roman"/>
-          <w:sz w:val="28"/>
-          <w:szCs w:val="28"/>
-        </w:rPr>
-      </w:pPr>
-    </w:p>
-    <w:p>
-      <w:pPr>
-        <w:spacing w:after="0"/>
-        <w:rPr>
-          <w:rFonts w:ascii="Times New Roman" w:hAnsi="Times New Roman" w:cs="Times New Roman"/>
-          <w:sz w:val="24"/>
-          <w:szCs w:val="24"/>
-        </w:rPr>
-      </w:pPr>
-      <w:r>
-        <w:rPr>
-          <w:rFonts w:ascii="Times New Roman" w:hAnsi="Times New Roman" w:cs="Times New Roman"/>
-          <w:sz w:val="24"/>
-          <w:szCs w:val="24"/>
-        </w:rPr>
-        <w:t>if (b != 0) {</w:t>
-      </w:r>
-    </w:p>
-    <w:p>
-      <w:pPr>
-        <w:spacing w:after="0"/>
-        <w:rPr>
-          <w:rFonts w:ascii="Times New Roman" w:hAnsi="Times New Roman" w:cs="Times New Roman"/>
-          <w:sz w:val="24"/>
-          <w:szCs w:val="24"/>
-        </w:rPr>
-      </w:pPr>
-      <w:r>
-        <w:rPr>
-          <w:rFonts w:ascii="Times New Roman" w:hAnsi="Times New Roman" w:cs="Times New Roman"/>
-          <w:sz w:val="24"/>
-          <w:szCs w:val="24"/>
-        </w:rPr>
-        <w:t xml:space="preserve">            int thuong = a / b;</w:t>
-      </w:r>
-    </w:p>
-    <w:p>
-      <w:pPr>
-        <w:spacing w:after="0"/>
-        <w:rPr>
-          <w:rFonts w:ascii="Times New Roman" w:hAnsi="Times New Roman" w:cs="Times New Roman"/>
-          <w:sz w:val="24"/>
-          <w:szCs w:val="24"/>
-        </w:rPr>
-      </w:pPr>
-      <w:r>
-        <w:rPr>
-          <w:rFonts w:ascii="Times New Roman" w:hAnsi="Times New Roman" w:cs="Times New Roman"/>
-          <w:sz w:val="24"/>
-          <w:szCs w:val="24"/>
-        </w:rPr>
-        <w:t xml:space="preserve">            int du = a % b;</w:t>
-      </w:r>
-    </w:p>
-    <w:p>
-      <w:pPr>
-        <w:spacing w:after="0"/>
-        <w:rPr>
-          <w:rFonts w:ascii="Times New Roman" w:hAnsi="Times New Roman" w:cs="Times New Roman"/>
-          <w:sz w:val="24"/>
-          <w:szCs w:val="24"/>
-        </w:rPr>
-      </w:pPr>
-    </w:p>
-    <w:p>
-      <w:pPr>
-        <w:spacing w:after="0"/>
-        <w:rPr>
-          <w:rFonts w:ascii="Times New Roman" w:hAnsi="Times New Roman" w:cs="Times New Roman"/>
-          <w:sz w:val="24"/>
-          <w:szCs w:val="24"/>
-        </w:rPr>
-      </w:pPr>
-      <w:r>
-        <w:rPr>
-          <w:rFonts w:ascii="Times New Roman" w:hAnsi="Times New Roman" w:cs="Times New Roman"/>
-          <w:sz w:val="24"/>
-          <w:szCs w:val="24"/>
-        </w:rPr>
-        <w:t xml:space="preserve">            System.out.print("Tổng: " + tong + "\n");</w:t>
-      </w:r>
-    </w:p>
-    <w:p>
-      <w:pPr>
-        <w:spacing w:after="0"/>
-        <w:rPr>
-          <w:rFonts w:ascii="Times New Roman" w:hAnsi="Times New Roman" w:cs="Times New Roman"/>
-          <w:sz w:val="24"/>
-          <w:szCs w:val="24"/>
-          <w:lang w:val="de-DE"/>
-        </w:rPr>
-      </w:pPr>
-      <w:r>
-        <w:rPr>
-          <w:rFonts w:ascii="Times New Roman" w:hAnsi="Times New Roman" w:cs="Times New Roman"/>
-          <w:sz w:val="24"/>
-          <w:szCs w:val="24"/>
-        </w:rPr>
-        <w:t xml:space="preserve">            </w:t>
-      </w:r>
-      <w:r>
-        <w:rPr>
-          <w:rFonts w:ascii="Times New Roman" w:hAnsi="Times New Roman" w:cs="Times New Roman"/>
-          <w:sz w:val="24"/>
-          <w:szCs w:val="24"/>
-          <w:lang w:val="de-DE"/>
-        </w:rPr>
-        <w:t>System.out.print("Hiệu: " + hieu + "\n");</w:t>
-      </w:r>
-    </w:p>
-    <w:p>
-      <w:pPr>
-        <w:spacing w:after="0"/>
-        <w:rPr>
-          <w:rFonts w:ascii="Times New Roman" w:hAnsi="Times New Roman" w:cs="Times New Roman"/>
-          <w:sz w:val="24"/>
-          <w:szCs w:val="24"/>
-        </w:rPr>
-      </w:pPr>
-      <w:r>
-        <w:rPr>
-          <w:rFonts w:ascii="Times New Roman" w:hAnsi="Times New Roman" w:cs="Times New Roman"/>
-          <w:sz w:val="24"/>
-          <w:szCs w:val="24"/>
-          <w:lang w:val="de-DE"/>
-        </w:rPr>
-        <w:t xml:space="preserve">            </w:t>
-      </w:r>
-      <w:r>
-        <w:rPr>
-          <w:rFonts w:ascii="Times New Roman" w:hAnsi="Times New Roman" w:cs="Times New Roman"/>
-          <w:sz w:val="24"/>
-          <w:szCs w:val="24"/>
-        </w:rPr>
-        <w:t>System.out.print("Tích: " + tich + "\n");</w:t>
-      </w:r>
-    </w:p>
-    <w:p>
-      <w:pPr>
-        <w:spacing w:after="0"/>
-        <w:rPr>
-          <w:rFonts w:ascii="Times New Roman" w:hAnsi="Times New Roman" w:cs="Times New Roman"/>
-          <w:sz w:val="24"/>
-          <w:szCs w:val="24"/>
-        </w:rPr>
-      </w:pPr>
-      <w:r>
-        <w:rPr>
-          <w:rFonts w:ascii="Times New Roman" w:hAnsi="Times New Roman" w:cs="Times New Roman"/>
-          <w:sz w:val="24"/>
-          <w:szCs w:val="24"/>
-        </w:rPr>
-        <w:t xml:space="preserve">            System.out.print("Thương: " + thuong + "\n");</w:t>
-      </w:r>
-    </w:p>
-    <w:p>
-      <w:pPr>
-        <w:spacing w:after="0"/>
-        <w:rPr>
-          <w:rFonts w:ascii="Times New Roman" w:hAnsi="Times New Roman" w:cs="Times New Roman"/>
-          <w:sz w:val="24"/>
-          <w:szCs w:val="24"/>
-          <w:lang w:val="de-DE"/>
-        </w:rPr>
-      </w:pPr>
-      <w:r>
-        <w:rPr>
-          <w:rFonts w:ascii="Times New Roman" w:hAnsi="Times New Roman" w:cs="Times New Roman"/>
-          <w:sz w:val="24"/>
-          <w:szCs w:val="24"/>
-        </w:rPr>
-        <w:t xml:space="preserve">            </w:t>
-      </w:r>
-      <w:r>
-        <w:rPr>
-          <w:rFonts w:ascii="Times New Roman" w:hAnsi="Times New Roman" w:cs="Times New Roman"/>
-          <w:sz w:val="24"/>
-          <w:szCs w:val="24"/>
-          <w:lang w:val="de-DE"/>
-        </w:rPr>
-        <w:t>System.out.print("Số dư: " + du + "\n");</w:t>
-      </w:r>
-    </w:p>
-    <w:p>
-      <w:pPr>
-        <w:spacing w:after="0"/>
-        <w:rPr>
-          <w:rFonts w:ascii="Times New Roman" w:hAnsi="Times New Roman" w:cs="Times New Roman"/>
-          <w:sz w:val="24"/>
-          <w:szCs w:val="24"/>
-        </w:rPr>
-      </w:pPr>
-      <w:r>
-        <w:rPr>
-          <w:rFonts w:ascii="Times New Roman" w:hAnsi="Times New Roman" w:cs="Times New Roman"/>
-          <w:sz w:val="24"/>
-          <w:szCs w:val="24"/>
-        </w:rPr>
-        <w:t>} else {</w:t>
-      </w:r>
-    </w:p>
-    <w:p>
-      <w:pPr>
-        <w:spacing w:after="0"/>
-        <w:rPr>
-          <w:rFonts w:ascii="Times New Roman" w:hAnsi="Times New Roman" w:cs="Times New Roman"/>
-          <w:sz w:val="24"/>
-          <w:szCs w:val="24"/>
-        </w:rPr>
-      </w:pPr>
-      <w:r>
-        <w:rPr>
-          <w:rFonts w:ascii="Times New Roman" w:hAnsi="Times New Roman" w:cs="Times New Roman"/>
-          <w:sz w:val="24"/>
-          <w:szCs w:val="24"/>
-        </w:rPr>
-        <w:t xml:space="preserve">            System.out.print("Tổng: " + tong + "\n");</w:t>
-      </w:r>
-    </w:p>
-    <w:p>
-      <w:pPr>
-        <w:spacing w:after="0"/>
-        <w:rPr>
-          <w:rFonts w:ascii="Times New Roman" w:hAnsi="Times New Roman" w:cs="Times New Roman"/>
-          <w:sz w:val="24"/>
-          <w:szCs w:val="24"/>
-          <w:lang w:val="de-DE"/>
-        </w:rPr>
-      </w:pPr>
-      <w:r>
-        <w:rPr>
-          <w:rFonts w:ascii="Times New Roman" w:hAnsi="Times New Roman" w:cs="Times New Roman"/>
-          <w:sz w:val="24"/>
-          <w:szCs w:val="24"/>
-        </w:rPr>
-        <w:t xml:space="preserve">            </w:t>
-      </w:r>
-      <w:r>
-        <w:rPr>
-          <w:rFonts w:ascii="Times New Roman" w:hAnsi="Times New Roman" w:cs="Times New Roman"/>
-          <w:sz w:val="24"/>
-          <w:szCs w:val="24"/>
-          <w:lang w:val="de-DE"/>
-        </w:rPr>
-        <w:t>System.out.print("Hiệu: " + hieu + "\n");</w:t>
-      </w:r>
-    </w:p>
-    <w:p>
-      <w:pPr>
-        <w:spacing w:after="0"/>
-        <w:rPr>
-          <w:rFonts w:ascii="Times New Roman" w:hAnsi="Times New Roman" w:cs="Times New Roman"/>
-          <w:sz w:val="24"/>
-          <w:szCs w:val="24"/>
-        </w:rPr>
-      </w:pPr>
-      <w:r>
-        <w:rPr>
-          <w:rFonts w:ascii="Times New Roman" w:hAnsi="Times New Roman" w:cs="Times New Roman"/>
-          <w:sz w:val="24"/>
-          <w:szCs w:val="24"/>
-          <w:lang w:val="de-DE"/>
-        </w:rPr>
-        <w:t xml:space="preserve">            </w:t>
-      </w:r>
-      <w:r>
-        <w:rPr>
-          <w:rFonts w:ascii="Times New Roman" w:hAnsi="Times New Roman" w:cs="Times New Roman"/>
-          <w:sz w:val="24"/>
-          <w:szCs w:val="24"/>
-        </w:rPr>
-        <w:t>System.out.print("Tích: " + tich + "\n");</w:t>
-      </w:r>
-    </w:p>
-    <w:p>
-      <w:pPr>
-        <w:spacing w:after="0"/>
-        <w:rPr>
-          <w:rFonts w:ascii="Times New Roman" w:hAnsi="Times New Roman" w:cs="Times New Roman"/>
-          <w:sz w:val="24"/>
-          <w:szCs w:val="24"/>
-        </w:rPr>
-      </w:pPr>
-      <w:r>
-        <w:rPr>
-          <w:rFonts w:ascii="Times New Roman" w:hAnsi="Times New Roman" w:cs="Times New Roman"/>
-          <w:sz w:val="24"/>
-          <w:szCs w:val="24"/>
-        </w:rPr>
-        <w:t xml:space="preserve">            System.out.print("Không thể chia cho 0!\n");</w:t>
-      </w:r>
-    </w:p>
-    <w:p>
-      <w:pPr>
-        <w:spacing w:after="0"/>
-        <w:rPr>
-          <w:rFonts w:ascii="Times New Roman" w:hAnsi="Times New Roman" w:cs="Times New Roman"/>
-          <w:sz w:val="24"/>
-          <w:szCs w:val="24"/>
-        </w:rPr>
-      </w:pPr>
-      <w:r>
-        <w:rPr>
-          <w:rFonts w:ascii="Times New Roman" w:hAnsi="Times New Roman" w:cs="Times New Roman"/>
-          <w:sz w:val="24"/>
-          <w:szCs w:val="24"/>
-        </w:rPr>
-        <w:t>}</w:t>
-      </w:r>
-    </w:p>
-    <w:p>
-      <w:pPr>
-        <w:spacing w:after="0"/>
-        <w:rPr>
-          <w:rFonts w:ascii="Times New Roman" w:hAnsi="Times New Roman" w:cs="Times New Roman"/>
-          <w:sz w:val="24"/>
-          <w:szCs w:val="24"/>
-        </w:rPr>
-      </w:pPr>
-      <w:r>
-        <w:rPr>
-          <w:rFonts w:ascii="Times New Roman" w:hAnsi="Times New Roman" w:cs="Times New Roman"/>
-          <w:sz w:val="24"/>
-          <w:szCs w:val="24"/>
-        </w:rPr>
-        <w:t>sc.close();</w:t>
-      </w:r>
-    </w:p>
-    <w:p>
-      <w:pPr>
-        <w:spacing w:after="0"/>
-        <w:rPr>
-          <w:rFonts w:ascii="Times New Roman" w:hAnsi="Times New Roman" w:cs="Times New Roman"/>
-          <w:sz w:val="28"/>
-          <w:szCs w:val="28"/>
-        </w:rPr>
-      </w:pPr>
-    </w:p>
-    <w:p>
-      <w:pPr>
-        <w:spacing w:after="0"/>
-        <w:jc w:val="center"/>
-        <w:rPr>
-          <w:rFonts w:ascii="Times New Roman" w:hAnsi="Times New Roman" w:cs="Times New Roman"/>
-          <w:sz w:val="28"/>
-          <w:szCs w:val="28"/>
-        </w:rPr>
-      </w:pPr>
-      <w:r>
-        <w:rPr>
-          <w:rFonts w:ascii="Times New Roman" w:hAnsi="Times New Roman" w:cs="Times New Roman"/>
-          <w:noProof/>
-          <w:sz w:val="28"/>
-          <w:szCs w:val="28"/>
-        </w:rPr>
         <w:drawing>
           <wp:inline distT="0" distB="0" distL="0" distR="0">
             <wp:extent cx="3787140" cy="2964180"/>
@@ -2067,7 +2425,7 @@
                     </pic:cNvPicPr>
                   </pic:nvPicPr>
                   <pic:blipFill>
-                    <a:blip r:embed="rId12">
+                    <a:blip r:embed="rId15">
                       <a:extLst>
                         <a:ext uri="{28A0092B-C50C-407E-A947-70E740481C1C}">
                           <a14:useLocalDpi xmlns:a14="http://schemas.microsoft.com/office/drawing/2010/main" val="0"/>
@@ -2329,309 +2687,309 @@
           <w:sz w:val="24"/>
           <w:szCs w:val="28"/>
         </w:rPr>
+        <w:t xml:space="preserve">            return 0;</w:t>
+      </w:r>
+    </w:p>
+    <w:p>
+      <w:pPr>
+        <w:spacing w:after="0"/>
+        <w:rPr>
+          <w:rFonts w:ascii="Times New Roman" w:hAnsi="Times New Roman" w:cs="Times New Roman"/>
+          <w:sz w:val="24"/>
+          <w:szCs w:val="28"/>
+        </w:rPr>
+      </w:pPr>
+      <w:r>
+        <w:rPr>
+          <w:rFonts w:ascii="Times New Roman" w:hAnsi="Times New Roman" w:cs="Times New Roman"/>
+          <w:sz w:val="24"/>
+          <w:szCs w:val="28"/>
+        </w:rPr>
+        <w:t xml:space="preserve">        }</w:t>
+      </w:r>
+    </w:p>
+    <w:p>
+      <w:pPr>
+        <w:spacing w:after="0"/>
+        <w:rPr>
+          <w:rFonts w:ascii="Times New Roman" w:hAnsi="Times New Roman" w:cs="Times New Roman"/>
+          <w:sz w:val="24"/>
+          <w:szCs w:val="28"/>
+        </w:rPr>
+      </w:pPr>
+      <w:r>
+        <w:rPr>
+          <w:rFonts w:ascii="Times New Roman" w:hAnsi="Times New Roman" w:cs="Times New Roman"/>
+          <w:sz w:val="24"/>
+          <w:szCs w:val="28"/>
+        </w:rPr>
+        <w:t xml:space="preserve">        return thamsothunhat / thamsothuhai;</w:t>
+      </w:r>
+    </w:p>
+    <w:p>
+      <w:pPr>
+        <w:spacing w:after="0"/>
+        <w:rPr>
+          <w:rFonts w:ascii="Times New Roman" w:hAnsi="Times New Roman" w:cs="Times New Roman"/>
+          <w:sz w:val="24"/>
+          <w:szCs w:val="28"/>
+        </w:rPr>
+      </w:pPr>
+      <w:r>
+        <w:rPr>
+          <w:rFonts w:ascii="Times New Roman" w:hAnsi="Times New Roman" w:cs="Times New Roman"/>
+          <w:sz w:val="24"/>
+          <w:szCs w:val="28"/>
+        </w:rPr>
+        <w:t>}</w:t>
+      </w:r>
+    </w:p>
+    <w:p>
+      <w:pPr>
+        <w:spacing w:after="0"/>
+        <w:rPr>
+          <w:rFonts w:ascii="Times New Roman" w:hAnsi="Times New Roman" w:cs="Times New Roman"/>
+          <w:sz w:val="28"/>
+          <w:szCs w:val="28"/>
+        </w:rPr>
+      </w:pPr>
+    </w:p>
+    <w:p>
+      <w:pPr>
+        <w:spacing w:after="0"/>
+        <w:rPr>
+          <w:rFonts w:ascii="Times New Roman" w:hAnsi="Times New Roman" w:cs="Times New Roman"/>
+          <w:sz w:val="28"/>
+          <w:szCs w:val="28"/>
+        </w:rPr>
+      </w:pPr>
+      <w:r>
+        <w:rPr>
+          <w:rFonts w:ascii="Times New Roman" w:hAnsi="Times New Roman" w:cs="Times New Roman"/>
+          <w:sz w:val="28"/>
+          <w:szCs w:val="28"/>
+        </w:rPr>
+        <w:t>Hãy nhập số a, b, c, d và làm phép chia: a chia b và c chia d.</w:t>
+      </w:r>
+    </w:p>
+    <w:p>
+      <w:pPr>
+        <w:spacing w:after="0"/>
+        <w:rPr>
+          <w:rFonts w:ascii="Times New Roman" w:hAnsi="Times New Roman" w:cs="Times New Roman"/>
+          <w:sz w:val="24"/>
+          <w:szCs w:val="24"/>
+        </w:rPr>
+      </w:pPr>
+      <w:r>
+        <w:rPr>
+          <w:rFonts w:ascii="Times New Roman" w:hAnsi="Times New Roman" w:cs="Times New Roman"/>
+          <w:sz w:val="24"/>
+          <w:szCs w:val="24"/>
+        </w:rPr>
+        <w:t>public static void main(String[] args) {</w:t>
+      </w:r>
+    </w:p>
+    <w:p>
+      <w:pPr>
+        <w:spacing w:after="0"/>
+        <w:rPr>
+          <w:rFonts w:ascii="Times New Roman" w:hAnsi="Times New Roman" w:cs="Times New Roman"/>
+          <w:sz w:val="24"/>
+          <w:szCs w:val="24"/>
+        </w:rPr>
+      </w:pPr>
+      <w:r>
+        <w:rPr>
+          <w:rFonts w:ascii="Times New Roman" w:hAnsi="Times New Roman" w:cs="Times New Roman"/>
+          <w:sz w:val="24"/>
+          <w:szCs w:val="24"/>
+        </w:rPr>
+        <w:t xml:space="preserve">        Scanner sc = new Scanner(System.in);</w:t>
+      </w:r>
+    </w:p>
+    <w:p>
+      <w:pPr>
+        <w:spacing w:after="0"/>
+        <w:rPr>
+          <w:rFonts w:ascii="Times New Roman" w:hAnsi="Times New Roman" w:cs="Times New Roman"/>
+          <w:sz w:val="24"/>
+          <w:szCs w:val="24"/>
+        </w:rPr>
+      </w:pPr>
+    </w:p>
+    <w:p>
+      <w:pPr>
+        <w:spacing w:after="0"/>
+        <w:rPr>
+          <w:rFonts w:ascii="Times New Roman" w:hAnsi="Times New Roman" w:cs="Times New Roman"/>
+          <w:sz w:val="24"/>
+          <w:szCs w:val="24"/>
+        </w:rPr>
+      </w:pPr>
+      <w:r>
+        <w:rPr>
+          <w:rFonts w:ascii="Times New Roman" w:hAnsi="Times New Roman" w:cs="Times New Roman"/>
+          <w:sz w:val="24"/>
+          <w:szCs w:val="24"/>
+        </w:rPr>
+        <w:t xml:space="preserve">        System.out.print("Nhập số a: ");</w:t>
+      </w:r>
+    </w:p>
+    <w:p>
+      <w:pPr>
+        <w:spacing w:after="0"/>
+        <w:rPr>
+          <w:rFonts w:ascii="Times New Roman" w:hAnsi="Times New Roman" w:cs="Times New Roman"/>
+          <w:sz w:val="24"/>
+          <w:szCs w:val="24"/>
+        </w:rPr>
+      </w:pPr>
+      <w:r>
+        <w:rPr>
+          <w:rFonts w:ascii="Times New Roman" w:hAnsi="Times New Roman" w:cs="Times New Roman"/>
+          <w:sz w:val="24"/>
+          <w:szCs w:val="24"/>
+        </w:rPr>
+        <w:t xml:space="preserve">        int a = sc.nextInt();</w:t>
+      </w:r>
+    </w:p>
+    <w:p>
+      <w:pPr>
+        <w:spacing w:after="0"/>
+        <w:rPr>
+          <w:rFonts w:ascii="Times New Roman" w:hAnsi="Times New Roman" w:cs="Times New Roman"/>
+          <w:sz w:val="24"/>
+          <w:szCs w:val="24"/>
+        </w:rPr>
+      </w:pPr>
+    </w:p>
+    <w:p>
+      <w:pPr>
+        <w:spacing w:after="0"/>
+        <w:rPr>
+          <w:rFonts w:ascii="Times New Roman" w:hAnsi="Times New Roman" w:cs="Times New Roman"/>
+          <w:sz w:val="24"/>
+          <w:szCs w:val="24"/>
+        </w:rPr>
+      </w:pPr>
+      <w:r>
+        <w:rPr>
+          <w:rFonts w:ascii="Times New Roman" w:hAnsi="Times New Roman" w:cs="Times New Roman"/>
+          <w:sz w:val="24"/>
+          <w:szCs w:val="24"/>
+        </w:rPr>
+        <w:t xml:space="preserve">        System.out.print("Nhập số b: ");</w:t>
+      </w:r>
+    </w:p>
+    <w:p>
+      <w:pPr>
+        <w:spacing w:after="0"/>
+        <w:rPr>
+          <w:rFonts w:ascii="Times New Roman" w:hAnsi="Times New Roman" w:cs="Times New Roman"/>
+          <w:sz w:val="24"/>
+          <w:szCs w:val="24"/>
+        </w:rPr>
+      </w:pPr>
+      <w:r>
+        <w:rPr>
+          <w:rFonts w:ascii="Times New Roman" w:hAnsi="Times New Roman" w:cs="Times New Roman"/>
+          <w:sz w:val="24"/>
+          <w:szCs w:val="24"/>
+        </w:rPr>
+        <w:t xml:space="preserve">        int b = sc.nextInt();</w:t>
+      </w:r>
+    </w:p>
+    <w:p>
+      <w:pPr>
+        <w:spacing w:after="0"/>
+        <w:rPr>
+          <w:rFonts w:ascii="Times New Roman" w:hAnsi="Times New Roman" w:cs="Times New Roman"/>
+          <w:sz w:val="24"/>
+          <w:szCs w:val="24"/>
+        </w:rPr>
+      </w:pPr>
+    </w:p>
+    <w:p>
+      <w:pPr>
+        <w:spacing w:after="0"/>
+        <w:rPr>
+          <w:rFonts w:ascii="Times New Roman" w:hAnsi="Times New Roman" w:cs="Times New Roman"/>
+          <w:sz w:val="24"/>
+          <w:szCs w:val="24"/>
+        </w:rPr>
+      </w:pPr>
+      <w:r>
+        <w:rPr>
+          <w:rFonts w:ascii="Times New Roman" w:hAnsi="Times New Roman" w:cs="Times New Roman"/>
+          <w:sz w:val="24"/>
+          <w:szCs w:val="24"/>
+        </w:rPr>
+        <w:t xml:space="preserve">        System.out.print("Nhập số c: ");</w:t>
+      </w:r>
+    </w:p>
+    <w:p>
+      <w:pPr>
+        <w:spacing w:after="0"/>
+        <w:rPr>
+          <w:rFonts w:ascii="Times New Roman" w:hAnsi="Times New Roman" w:cs="Times New Roman"/>
+          <w:sz w:val="24"/>
+          <w:szCs w:val="24"/>
+        </w:rPr>
+      </w:pPr>
+      <w:r>
+        <w:rPr>
+          <w:rFonts w:ascii="Times New Roman" w:hAnsi="Times New Roman" w:cs="Times New Roman"/>
+          <w:sz w:val="24"/>
+          <w:szCs w:val="24"/>
+        </w:rPr>
+        <w:t xml:space="preserve">        int c = sc.nextInt();</w:t>
+      </w:r>
+    </w:p>
+    <w:p>
+      <w:pPr>
+        <w:spacing w:after="0"/>
+        <w:rPr>
+          <w:rFonts w:ascii="Times New Roman" w:hAnsi="Times New Roman" w:cs="Times New Roman"/>
+          <w:sz w:val="24"/>
+          <w:szCs w:val="24"/>
+        </w:rPr>
+      </w:pPr>
+    </w:p>
+    <w:p>
+      <w:pPr>
+        <w:spacing w:after="0"/>
+        <w:rPr>
+          <w:rFonts w:ascii="Times New Roman" w:hAnsi="Times New Roman" w:cs="Times New Roman"/>
+          <w:sz w:val="24"/>
+          <w:szCs w:val="24"/>
+        </w:rPr>
+      </w:pPr>
+      <w:r>
+        <w:rPr>
+          <w:rFonts w:ascii="Times New Roman" w:hAnsi="Times New Roman" w:cs="Times New Roman"/>
+          <w:sz w:val="24"/>
+          <w:szCs w:val="24"/>
+        </w:rPr>
+        <w:t xml:space="preserve">        System.out.print("Nhập số d: ");</w:t>
+      </w:r>
+    </w:p>
+    <w:p>
+      <w:pPr>
+        <w:spacing w:after="0"/>
+        <w:rPr>
+          <w:rFonts w:ascii="Times New Roman" w:hAnsi="Times New Roman" w:cs="Times New Roman"/>
+          <w:sz w:val="24"/>
+          <w:szCs w:val="24"/>
+        </w:rPr>
+      </w:pPr>
+      <w:r>
+        <w:rPr>
+          <w:rFonts w:ascii="Times New Roman" w:hAnsi="Times New Roman" w:cs="Times New Roman"/>
+          <w:sz w:val="24"/>
+          <w:szCs w:val="24"/>
+        </w:rPr>
         <w:lastRenderedPageBreak/>
-        <w:t xml:space="preserve">            return 0;</w:t>
-      </w:r>
-    </w:p>
-    <w:p>
-      <w:pPr>
-        <w:spacing w:after="0"/>
-        <w:rPr>
-          <w:rFonts w:ascii="Times New Roman" w:hAnsi="Times New Roman" w:cs="Times New Roman"/>
-          <w:sz w:val="24"/>
-          <w:szCs w:val="28"/>
-        </w:rPr>
-      </w:pPr>
-      <w:r>
-        <w:rPr>
-          <w:rFonts w:ascii="Times New Roman" w:hAnsi="Times New Roman" w:cs="Times New Roman"/>
-          <w:sz w:val="24"/>
-          <w:szCs w:val="28"/>
-        </w:rPr>
-        <w:t xml:space="preserve">        }</w:t>
-      </w:r>
-    </w:p>
-    <w:p>
-      <w:pPr>
-        <w:spacing w:after="0"/>
-        <w:rPr>
-          <w:rFonts w:ascii="Times New Roman" w:hAnsi="Times New Roman" w:cs="Times New Roman"/>
-          <w:sz w:val="24"/>
-          <w:szCs w:val="28"/>
-        </w:rPr>
-      </w:pPr>
-      <w:r>
-        <w:rPr>
-          <w:rFonts w:ascii="Times New Roman" w:hAnsi="Times New Roman" w:cs="Times New Roman"/>
-          <w:sz w:val="24"/>
-          <w:szCs w:val="28"/>
-        </w:rPr>
-        <w:t xml:space="preserve">        return thamsothunhat / thamsothuhai;</w:t>
-      </w:r>
-    </w:p>
-    <w:p>
-      <w:pPr>
-        <w:spacing w:after="0"/>
-        <w:rPr>
-          <w:rFonts w:ascii="Times New Roman" w:hAnsi="Times New Roman" w:cs="Times New Roman"/>
-          <w:sz w:val="24"/>
-          <w:szCs w:val="28"/>
-        </w:rPr>
-      </w:pPr>
-      <w:r>
-        <w:rPr>
-          <w:rFonts w:ascii="Times New Roman" w:hAnsi="Times New Roman" w:cs="Times New Roman"/>
-          <w:sz w:val="24"/>
-          <w:szCs w:val="28"/>
-        </w:rPr>
-        <w:t>}</w:t>
-      </w:r>
-    </w:p>
-    <w:p>
-      <w:pPr>
-        <w:spacing w:after="0"/>
-        <w:rPr>
-          <w:rFonts w:ascii="Times New Roman" w:hAnsi="Times New Roman" w:cs="Times New Roman"/>
-          <w:sz w:val="28"/>
-          <w:szCs w:val="28"/>
-        </w:rPr>
-      </w:pPr>
-    </w:p>
-    <w:p>
-      <w:pPr>
-        <w:spacing w:after="0"/>
-        <w:rPr>
-          <w:rFonts w:ascii="Times New Roman" w:hAnsi="Times New Roman" w:cs="Times New Roman"/>
-          <w:sz w:val="28"/>
-          <w:szCs w:val="28"/>
-        </w:rPr>
-      </w:pPr>
-      <w:r>
-        <w:rPr>
-          <w:rFonts w:ascii="Times New Roman" w:hAnsi="Times New Roman" w:cs="Times New Roman"/>
-          <w:sz w:val="28"/>
-          <w:szCs w:val="28"/>
-        </w:rPr>
-        <w:t>Hãy nhập số a, b, c, d và làm phép chia: a chia b và c chia d.</w:t>
-      </w:r>
-    </w:p>
-    <w:p>
-      <w:pPr>
-        <w:spacing w:after="0"/>
-        <w:rPr>
-          <w:rFonts w:ascii="Times New Roman" w:hAnsi="Times New Roman" w:cs="Times New Roman"/>
-          <w:sz w:val="24"/>
-          <w:szCs w:val="24"/>
-        </w:rPr>
-      </w:pPr>
-      <w:r>
-        <w:rPr>
-          <w:rFonts w:ascii="Times New Roman" w:hAnsi="Times New Roman" w:cs="Times New Roman"/>
-          <w:sz w:val="24"/>
-          <w:szCs w:val="24"/>
-        </w:rPr>
-        <w:t>public static void main(String[] args) {</w:t>
-      </w:r>
-    </w:p>
-    <w:p>
-      <w:pPr>
-        <w:spacing w:after="0"/>
-        <w:rPr>
-          <w:rFonts w:ascii="Times New Roman" w:hAnsi="Times New Roman" w:cs="Times New Roman"/>
-          <w:sz w:val="24"/>
-          <w:szCs w:val="24"/>
-        </w:rPr>
-      </w:pPr>
-      <w:r>
-        <w:rPr>
-          <w:rFonts w:ascii="Times New Roman" w:hAnsi="Times New Roman" w:cs="Times New Roman"/>
-          <w:sz w:val="24"/>
-          <w:szCs w:val="24"/>
-        </w:rPr>
-        <w:t xml:space="preserve">        Scanner sc = new Scanner(System.in);</w:t>
-      </w:r>
-    </w:p>
-    <w:p>
-      <w:pPr>
-        <w:spacing w:after="0"/>
-        <w:rPr>
-          <w:rFonts w:ascii="Times New Roman" w:hAnsi="Times New Roman" w:cs="Times New Roman"/>
-          <w:sz w:val="24"/>
-          <w:szCs w:val="24"/>
-        </w:rPr>
-      </w:pPr>
-    </w:p>
-    <w:p>
-      <w:pPr>
-        <w:spacing w:after="0"/>
-        <w:rPr>
-          <w:rFonts w:ascii="Times New Roman" w:hAnsi="Times New Roman" w:cs="Times New Roman"/>
-          <w:sz w:val="24"/>
-          <w:szCs w:val="24"/>
-        </w:rPr>
-      </w:pPr>
-      <w:r>
-        <w:rPr>
-          <w:rFonts w:ascii="Times New Roman" w:hAnsi="Times New Roman" w:cs="Times New Roman"/>
-          <w:sz w:val="24"/>
-          <w:szCs w:val="24"/>
-        </w:rPr>
-        <w:t xml:space="preserve">        System.out.print("Nhập số a: ");</w:t>
-      </w:r>
-    </w:p>
-    <w:p>
-      <w:pPr>
-        <w:spacing w:after="0"/>
-        <w:rPr>
-          <w:rFonts w:ascii="Times New Roman" w:hAnsi="Times New Roman" w:cs="Times New Roman"/>
-          <w:sz w:val="24"/>
-          <w:szCs w:val="24"/>
-        </w:rPr>
-      </w:pPr>
-      <w:r>
-        <w:rPr>
-          <w:rFonts w:ascii="Times New Roman" w:hAnsi="Times New Roman" w:cs="Times New Roman"/>
-          <w:sz w:val="24"/>
-          <w:szCs w:val="24"/>
-        </w:rPr>
-        <w:t xml:space="preserve">        int a = sc.nextInt();</w:t>
-      </w:r>
-    </w:p>
-    <w:p>
-      <w:pPr>
-        <w:spacing w:after="0"/>
-        <w:rPr>
-          <w:rFonts w:ascii="Times New Roman" w:hAnsi="Times New Roman" w:cs="Times New Roman"/>
-          <w:sz w:val="24"/>
-          <w:szCs w:val="24"/>
-        </w:rPr>
-      </w:pPr>
-    </w:p>
-    <w:p>
-      <w:pPr>
-        <w:spacing w:after="0"/>
-        <w:rPr>
-          <w:rFonts w:ascii="Times New Roman" w:hAnsi="Times New Roman" w:cs="Times New Roman"/>
-          <w:sz w:val="24"/>
-          <w:szCs w:val="24"/>
-        </w:rPr>
-      </w:pPr>
-      <w:r>
-        <w:rPr>
-          <w:rFonts w:ascii="Times New Roman" w:hAnsi="Times New Roman" w:cs="Times New Roman"/>
-          <w:sz w:val="24"/>
-          <w:szCs w:val="24"/>
-        </w:rPr>
-        <w:t xml:space="preserve">        System.out.print("Nhập số b: ");</w:t>
-      </w:r>
-    </w:p>
-    <w:p>
-      <w:pPr>
-        <w:spacing w:after="0"/>
-        <w:rPr>
-          <w:rFonts w:ascii="Times New Roman" w:hAnsi="Times New Roman" w:cs="Times New Roman"/>
-          <w:sz w:val="24"/>
-          <w:szCs w:val="24"/>
-        </w:rPr>
-      </w:pPr>
-      <w:r>
-        <w:rPr>
-          <w:rFonts w:ascii="Times New Roman" w:hAnsi="Times New Roman" w:cs="Times New Roman"/>
-          <w:sz w:val="24"/>
-          <w:szCs w:val="24"/>
-        </w:rPr>
-        <w:t xml:space="preserve">        int b = sc.nextInt();</w:t>
-      </w:r>
-    </w:p>
-    <w:p>
-      <w:pPr>
-        <w:spacing w:after="0"/>
-        <w:rPr>
-          <w:rFonts w:ascii="Times New Roman" w:hAnsi="Times New Roman" w:cs="Times New Roman"/>
-          <w:sz w:val="24"/>
-          <w:szCs w:val="24"/>
-        </w:rPr>
-      </w:pPr>
-    </w:p>
-    <w:p>
-      <w:pPr>
-        <w:spacing w:after="0"/>
-        <w:rPr>
-          <w:rFonts w:ascii="Times New Roman" w:hAnsi="Times New Roman" w:cs="Times New Roman"/>
-          <w:sz w:val="24"/>
-          <w:szCs w:val="24"/>
-        </w:rPr>
-      </w:pPr>
-      <w:r>
-        <w:rPr>
-          <w:rFonts w:ascii="Times New Roman" w:hAnsi="Times New Roman" w:cs="Times New Roman"/>
-          <w:sz w:val="24"/>
-          <w:szCs w:val="24"/>
-        </w:rPr>
-        <w:t xml:space="preserve">        System.out.print("Nhập số c: ");</w:t>
-      </w:r>
-    </w:p>
-    <w:p>
-      <w:pPr>
-        <w:spacing w:after="0"/>
-        <w:rPr>
-          <w:rFonts w:ascii="Times New Roman" w:hAnsi="Times New Roman" w:cs="Times New Roman"/>
-          <w:sz w:val="24"/>
-          <w:szCs w:val="24"/>
-        </w:rPr>
-      </w:pPr>
-      <w:r>
-        <w:rPr>
-          <w:rFonts w:ascii="Times New Roman" w:hAnsi="Times New Roman" w:cs="Times New Roman"/>
-          <w:sz w:val="24"/>
-          <w:szCs w:val="24"/>
-        </w:rPr>
-        <w:t xml:space="preserve">        int c = sc.nextInt();</w:t>
-      </w:r>
-    </w:p>
-    <w:p>
-      <w:pPr>
-        <w:spacing w:after="0"/>
-        <w:rPr>
-          <w:rFonts w:ascii="Times New Roman" w:hAnsi="Times New Roman" w:cs="Times New Roman"/>
-          <w:sz w:val="24"/>
-          <w:szCs w:val="24"/>
-        </w:rPr>
-      </w:pPr>
-    </w:p>
-    <w:p>
-      <w:pPr>
-        <w:spacing w:after="0"/>
-        <w:rPr>
-          <w:rFonts w:ascii="Times New Roman" w:hAnsi="Times New Roman" w:cs="Times New Roman"/>
-          <w:sz w:val="24"/>
-          <w:szCs w:val="24"/>
-        </w:rPr>
-      </w:pPr>
-      <w:r>
-        <w:rPr>
-          <w:rFonts w:ascii="Times New Roman" w:hAnsi="Times New Roman" w:cs="Times New Roman"/>
-          <w:sz w:val="24"/>
-          <w:szCs w:val="24"/>
-        </w:rPr>
-        <w:t xml:space="preserve">        System.out.print("Nhập số d: ");</w:t>
-      </w:r>
-    </w:p>
-    <w:p>
-      <w:pPr>
-        <w:spacing w:after="0"/>
-        <w:rPr>
-          <w:rFonts w:ascii="Times New Roman" w:hAnsi="Times New Roman" w:cs="Times New Roman"/>
-          <w:sz w:val="24"/>
-          <w:szCs w:val="24"/>
-        </w:rPr>
-      </w:pPr>
-      <w:r>
-        <w:rPr>
-          <w:rFonts w:ascii="Times New Roman" w:hAnsi="Times New Roman" w:cs="Times New Roman"/>
-          <w:sz w:val="24"/>
-          <w:szCs w:val="24"/>
-        </w:rPr>
         <w:t xml:space="preserve">        int d = sc.nextInt();</w:t>
       </w:r>
     </w:p>
@@ -2816,7 +3174,7 @@
                     </pic:cNvPicPr>
                   </pic:nvPicPr>
                   <pic:blipFill>
-                    <a:blip r:embed="rId13">
+                    <a:blip r:embed="rId16">
                       <a:extLst>
                         <a:ext uri="{28A0092B-C50C-407E-A947-70E740481C1C}">
                           <a14:useLocalDpi xmlns:a14="http://schemas.microsoft.com/office/drawing/2010/main" val="0"/>
@@ -3042,7 +3400,6 @@
           <w:sz w:val="28"/>
           <w:szCs w:val="28"/>
         </w:rPr>
-        <w:lastRenderedPageBreak/>
         <w:t>Click chuột phải vào</w:t>
       </w:r>
       <w:r>
@@ -3107,7 +3464,7 @@
                     </pic:cNvPicPr>
                   </pic:nvPicPr>
                   <pic:blipFill>
-                    <a:blip r:embed="rId14">
+                    <a:blip r:embed="rId17">
                       <a:extLst>
                         <a:ext uri="{28A0092B-C50C-407E-A947-70E740481C1C}">
                           <a14:useLocalDpi xmlns:a14="http://schemas.microsoft.com/office/drawing/2010/main" val="0"/>
@@ -3184,6 +3541,7 @@
           <w:sz w:val="28"/>
           <w:szCs w:val="28"/>
         </w:rPr>
+        <w:lastRenderedPageBreak/>
         <w:drawing>
           <wp:inline distT="0" distB="0" distL="0" distR="0">
             <wp:extent cx="4008120" cy="3825240"/>
@@ -3202,7 +3560,7 @@
                     </pic:cNvPicPr>
                   </pic:nvPicPr>
                   <pic:blipFill>
-                    <a:blip r:embed="rId15">
+                    <a:blip r:embed="rId18">
                       <a:extLst>
                         <a:ext uri="{28A0092B-C50C-407E-A947-70E740481C1C}">
                           <a14:useLocalDpi xmlns:a14="http://schemas.microsoft.com/office/drawing/2010/main" val="0"/>
@@ -3459,7 +3817,6 @@
           <w:sz w:val="28"/>
           <w:szCs w:val="28"/>
         </w:rPr>
-        <w:lastRenderedPageBreak/>
         <w:t>Hàm để trả về kết quả</w:t>
       </w:r>
     </w:p>
@@ -3639,7 +3996,7 @@
                     </pic:cNvPicPr>
                   </pic:nvPicPr>
                   <pic:blipFill>
-                    <a:blip r:embed="rId16">
+                    <a:blip r:embed="rId19">
                       <a:extLst>
                         <a:ext uri="{28A0092B-C50C-407E-A947-70E740481C1C}">
                           <a14:useLocalDpi xmlns:a14="http://schemas.microsoft.com/office/drawing/2010/main" val="0"/>
@@ -3862,7 +4219,7 @@
                     </pic:cNvPicPr>
                   </pic:nvPicPr>
                   <pic:blipFill>
-                    <a:blip r:embed="rId17">
+                    <a:blip r:embed="rId20">
                       <a:extLst>
                         <a:ext uri="{28A0092B-C50C-407E-A947-70E740481C1C}">
                           <a14:useLocalDpi xmlns:a14="http://schemas.microsoft.com/office/drawing/2010/main" val="0"/>
@@ -4091,7 +4448,6 @@
           <w:sz w:val="28"/>
           <w:szCs w:val="28"/>
         </w:rPr>
-        <w:lastRenderedPageBreak/>
         <w:drawing>
           <wp:inline distT="0" distB="0" distL="0" distR="0">
             <wp:extent cx="2435197" cy="2446020"/>
@@ -4110,7 +4466,7 @@
                     </pic:cNvPicPr>
                   </pic:nvPicPr>
                   <pic:blipFill>
-                    <a:blip r:embed="rId18">
+                    <a:blip r:embed="rId21">
                       <a:extLst>
                         <a:ext uri="{28A0092B-C50C-407E-A947-70E740481C1C}">
                           <a14:useLocalDpi xmlns:a14="http://schemas.microsoft.com/office/drawing/2010/main" val="0"/>
@@ -4195,6 +4551,364 @@
         </w:rPr>
         <w:t>. Giới tính có kiểu dữ liệu là String.</w:t>
       </w:r>
+    </w:p>
+    <w:p>
+      <w:pPr>
+        <w:spacing w:after="0"/>
+        <w:rPr>
+          <w:rFonts w:ascii="Times New Roman" w:hAnsi="Times New Roman" w:cs="Times New Roman"/>
+          <w:sz w:val="28"/>
+          <w:szCs w:val="28"/>
+        </w:rPr>
+      </w:pPr>
+    </w:p>
+    <w:p>
+      <w:pPr>
+        <w:spacing w:after="0"/>
+        <w:rPr>
+          <w:rFonts w:ascii="Times New Roman" w:hAnsi="Times New Roman" w:cs="Times New Roman"/>
+          <w:sz w:val="28"/>
+          <w:szCs w:val="28"/>
+        </w:rPr>
+      </w:pPr>
+    </w:p>
+    <w:p>
+      <w:pPr>
+        <w:spacing w:after="0"/>
+        <w:rPr>
+          <w:rFonts w:ascii="Times New Roman" w:hAnsi="Times New Roman" w:cs="Times New Roman"/>
+          <w:sz w:val="28"/>
+          <w:szCs w:val="28"/>
+        </w:rPr>
+      </w:pPr>
+    </w:p>
+    <w:p>
+      <w:pPr>
+        <w:spacing w:after="0"/>
+        <w:rPr>
+          <w:rFonts w:ascii="Times New Roman" w:hAnsi="Times New Roman" w:cs="Times New Roman"/>
+          <w:sz w:val="28"/>
+          <w:szCs w:val="28"/>
+        </w:rPr>
+      </w:pPr>
+    </w:p>
+    <w:p>
+      <w:pPr>
+        <w:spacing w:after="0"/>
+        <w:rPr>
+          <w:rFonts w:ascii="Times New Roman" w:hAnsi="Times New Roman" w:cs="Times New Roman"/>
+          <w:sz w:val="28"/>
+          <w:szCs w:val="28"/>
+        </w:rPr>
+      </w:pPr>
+    </w:p>
+    <w:p>
+      <w:pPr>
+        <w:spacing w:after="0"/>
+        <w:rPr>
+          <w:rFonts w:ascii="Times New Roman" w:hAnsi="Times New Roman" w:cs="Times New Roman"/>
+          <w:sz w:val="28"/>
+          <w:szCs w:val="28"/>
+        </w:rPr>
+      </w:pPr>
+    </w:p>
+    <w:p>
+      <w:pPr>
+        <w:spacing w:after="0"/>
+        <w:rPr>
+          <w:rFonts w:ascii="Times New Roman" w:hAnsi="Times New Roman" w:cs="Times New Roman"/>
+          <w:sz w:val="28"/>
+          <w:szCs w:val="28"/>
+        </w:rPr>
+      </w:pPr>
+    </w:p>
+    <w:p>
+      <w:pPr>
+        <w:spacing w:after="0"/>
+        <w:rPr>
+          <w:rFonts w:ascii="Times New Roman" w:hAnsi="Times New Roman" w:cs="Times New Roman"/>
+          <w:sz w:val="28"/>
+          <w:szCs w:val="28"/>
+        </w:rPr>
+      </w:pPr>
+    </w:p>
+    <w:p>
+      <w:pPr>
+        <w:spacing w:after="0"/>
+        <w:rPr>
+          <w:rFonts w:ascii="Times New Roman" w:hAnsi="Times New Roman" w:cs="Times New Roman"/>
+          <w:sz w:val="28"/>
+          <w:szCs w:val="28"/>
+        </w:rPr>
+      </w:pPr>
+      <w:r>
+        <w:rPr>
+          <w:rFonts w:ascii="Times New Roman" w:hAnsi="Times New Roman" w:cs="Times New Roman"/>
+          <w:sz w:val="28"/>
+          <w:szCs w:val="28"/>
+        </w:rPr>
+        <w:t xml:space="preserve">Nếu </w:t>
+      </w:r>
+      <w:r>
+        <w:rPr>
+          <w:rFonts w:ascii="Times New Roman" w:hAnsi="Times New Roman" w:cs="Times New Roman"/>
+          <w:sz w:val="28"/>
+          <w:szCs w:val="28"/>
+        </w:rPr>
+        <w:t>dùng @Servicer cho DemoController và dùng @Controller cho DemoService thì sao?</w:t>
+      </w:r>
+    </w:p>
+    <w:p>
+      <w:pPr>
+        <w:spacing w:after="0"/>
+        <w:rPr>
+          <w:rFonts w:ascii="Times New Roman" w:hAnsi="Times New Roman" w:cs="Times New Roman"/>
+          <w:sz w:val="28"/>
+          <w:szCs w:val="28"/>
+        </w:rPr>
+      </w:pPr>
+    </w:p>
+    <w:p>
+      <w:pPr>
+        <w:spacing w:after="0"/>
+        <w:rPr>
+          <w:rFonts w:ascii="Times New Roman" w:hAnsi="Times New Roman" w:cs="Times New Roman"/>
+          <w:sz w:val="28"/>
+          <w:szCs w:val="28"/>
+        </w:rPr>
+      </w:pPr>
+      <w:r>
+        <w:rPr>
+          <w:rFonts w:ascii="Times New Roman" w:hAnsi="Times New Roman" w:cs="Times New Roman"/>
+          <w:sz w:val="28"/>
+          <w:szCs w:val="28"/>
+        </w:rPr>
+        <w:t>DemoController dùng @Service</w:t>
+      </w:r>
+    </w:p>
+    <w:p>
+      <w:pPr>
+        <w:spacing w:after="0"/>
+        <w:rPr>
+          <w:rFonts w:ascii="Times New Roman" w:hAnsi="Times New Roman" w:cs="Times New Roman"/>
+          <w:sz w:val="28"/>
+          <w:szCs w:val="28"/>
+        </w:rPr>
+      </w:pPr>
+      <w:r>
+        <w:rPr>
+          <w:rFonts w:ascii="Times New Roman" w:hAnsi="Times New Roman" w:cs="Times New Roman"/>
+          <w:sz w:val="28"/>
+          <w:szCs w:val="28"/>
+        </w:rPr>
+        <w:t>Spring sẽ coi nó là business logic layer, không phải controller</w:t>
+      </w:r>
+    </w:p>
+    <w:p>
+      <w:pPr>
+        <w:spacing w:after="0"/>
+        <w:rPr>
+          <w:rFonts w:ascii="Times New Roman" w:hAnsi="Times New Roman" w:cs="Times New Roman"/>
+          <w:sz w:val="28"/>
+          <w:szCs w:val="28"/>
+        </w:rPr>
+      </w:pPr>
+      <w:r>
+        <w:rPr>
+          <w:rFonts w:ascii="Times New Roman" w:hAnsi="Times New Roman" w:cs="Times New Roman"/>
+          <w:sz w:val="28"/>
+          <w:szCs w:val="28"/>
+        </w:rPr>
+        <w:t>Các hàm liên quan như @RequestMapping, các API không dùng được</w:t>
+      </w:r>
+    </w:p>
+    <w:p>
+      <w:pPr>
+        <w:spacing w:after="0"/>
+        <w:rPr>
+          <w:rFonts w:ascii="Times New Roman" w:hAnsi="Times New Roman" w:cs="Times New Roman"/>
+          <w:sz w:val="28"/>
+          <w:szCs w:val="28"/>
+        </w:rPr>
+      </w:pPr>
+    </w:p>
+    <w:p>
+      <w:pPr>
+        <w:spacing w:after="0"/>
+        <w:rPr>
+          <w:rFonts w:ascii="Times New Roman" w:hAnsi="Times New Roman" w:cs="Times New Roman"/>
+          <w:sz w:val="28"/>
+          <w:szCs w:val="28"/>
+        </w:rPr>
+      </w:pPr>
+      <w:r>
+        <w:rPr>
+          <w:rFonts w:ascii="Times New Roman" w:hAnsi="Times New Roman" w:cs="Times New Roman"/>
+          <w:sz w:val="28"/>
+          <w:szCs w:val="28"/>
+        </w:rPr>
+        <w:t>DemoService dùng @Controller</w:t>
+      </w:r>
+    </w:p>
+    <w:p>
+      <w:pPr>
+        <w:spacing w:after="0"/>
+        <w:rPr>
+          <w:rFonts w:ascii="Times New Roman" w:hAnsi="Times New Roman" w:cs="Times New Roman"/>
+          <w:sz w:val="28"/>
+          <w:szCs w:val="28"/>
+        </w:rPr>
+      </w:pPr>
+      <w:r>
+        <w:rPr>
+          <w:rFonts w:ascii="Times New Roman" w:hAnsi="Times New Roman" w:cs="Times New Roman"/>
+          <w:sz w:val="28"/>
+          <w:szCs w:val="28"/>
+        </w:rPr>
+        <w:t>Spring sẽ coi nó là controller (web layer)</w:t>
+      </w:r>
+    </w:p>
+    <w:p>
+      <w:pPr>
+        <w:spacing w:after="0"/>
+        <w:rPr>
+          <w:rFonts w:ascii="Times New Roman" w:hAnsi="Times New Roman" w:cs="Times New Roman"/>
+          <w:sz w:val="28"/>
+          <w:szCs w:val="28"/>
+        </w:rPr>
+      </w:pPr>
+    </w:p>
+    <w:p>
+      <w:pPr>
+        <w:spacing w:after="0"/>
+        <w:rPr>
+          <w:rFonts w:ascii="Times New Roman" w:hAnsi="Times New Roman" w:cs="Times New Roman"/>
+          <w:sz w:val="28"/>
+          <w:szCs w:val="28"/>
+        </w:rPr>
+      </w:pPr>
+    </w:p>
+    <w:p>
+      <w:pPr>
+        <w:spacing w:after="0"/>
+        <w:rPr>
+          <w:rFonts w:ascii="Times New Roman" w:hAnsi="Times New Roman" w:cs="Times New Roman"/>
+          <w:sz w:val="28"/>
+          <w:szCs w:val="28"/>
+        </w:rPr>
+      </w:pPr>
+      <w:bookmarkStart w:id="0" w:name="_GoBack"/>
+      <w:bookmarkEnd w:id="0"/>
+    </w:p>
+    <w:p>
+      <w:pPr>
+        <w:spacing w:after="0"/>
+        <w:rPr>
+          <w:rFonts w:ascii="Times New Roman" w:hAnsi="Times New Roman" w:cs="Times New Roman"/>
+          <w:sz w:val="28"/>
+          <w:szCs w:val="28"/>
+        </w:rPr>
+      </w:pPr>
+    </w:p>
+    <w:p>
+      <w:pPr>
+        <w:spacing w:after="0"/>
+        <w:rPr>
+          <w:rFonts w:ascii="Times New Roman" w:hAnsi="Times New Roman" w:cs="Times New Roman"/>
+          <w:sz w:val="28"/>
+          <w:szCs w:val="28"/>
+        </w:rPr>
+      </w:pPr>
+    </w:p>
+    <w:p>
+      <w:pPr>
+        <w:spacing w:after="0"/>
+        <w:rPr>
+          <w:rFonts w:ascii="Times New Roman" w:hAnsi="Times New Roman" w:cs="Times New Roman"/>
+          <w:sz w:val="28"/>
+          <w:szCs w:val="28"/>
+        </w:rPr>
+      </w:pPr>
+    </w:p>
+    <w:p>
+      <w:pPr>
+        <w:spacing w:after="0"/>
+        <w:rPr>
+          <w:rFonts w:ascii="Times New Roman" w:hAnsi="Times New Roman" w:cs="Times New Roman"/>
+          <w:sz w:val="28"/>
+          <w:szCs w:val="28"/>
+        </w:rPr>
+      </w:pPr>
+    </w:p>
+    <w:p>
+      <w:pPr>
+        <w:spacing w:after="0"/>
+        <w:rPr>
+          <w:rFonts w:ascii="Times New Roman" w:hAnsi="Times New Roman" w:cs="Times New Roman"/>
+          <w:sz w:val="28"/>
+          <w:szCs w:val="28"/>
+        </w:rPr>
+      </w:pPr>
+    </w:p>
+    <w:p>
+      <w:pPr>
+        <w:spacing w:after="0"/>
+        <w:rPr>
+          <w:rFonts w:ascii="Times New Roman" w:hAnsi="Times New Roman" w:cs="Times New Roman"/>
+          <w:sz w:val="28"/>
+          <w:szCs w:val="28"/>
+        </w:rPr>
+      </w:pPr>
+    </w:p>
+    <w:p>
+      <w:pPr>
+        <w:spacing w:after="0"/>
+        <w:rPr>
+          <w:rFonts w:ascii="Times New Roman" w:hAnsi="Times New Roman" w:cs="Times New Roman"/>
+          <w:sz w:val="28"/>
+          <w:szCs w:val="28"/>
+        </w:rPr>
+      </w:pPr>
+    </w:p>
+    <w:p>
+      <w:pPr>
+        <w:spacing w:after="0"/>
+        <w:rPr>
+          <w:rFonts w:ascii="Times New Roman" w:hAnsi="Times New Roman" w:cs="Times New Roman"/>
+          <w:sz w:val="28"/>
+          <w:szCs w:val="28"/>
+        </w:rPr>
+      </w:pPr>
+    </w:p>
+    <w:p>
+      <w:pPr>
+        <w:spacing w:after="0"/>
+        <w:rPr>
+          <w:rFonts w:ascii="Times New Roman" w:hAnsi="Times New Roman" w:cs="Times New Roman"/>
+          <w:sz w:val="28"/>
+          <w:szCs w:val="28"/>
+        </w:rPr>
+      </w:pPr>
+    </w:p>
+    <w:p>
+      <w:pPr>
+        <w:spacing w:after="0"/>
+        <w:rPr>
+          <w:rFonts w:ascii="Times New Roman" w:hAnsi="Times New Roman" w:cs="Times New Roman"/>
+          <w:sz w:val="28"/>
+          <w:szCs w:val="28"/>
+        </w:rPr>
+      </w:pPr>
+    </w:p>
+    <w:p>
+      <w:pPr>
+        <w:spacing w:after="0"/>
+        <w:rPr>
+          <w:rFonts w:ascii="Times New Roman" w:hAnsi="Times New Roman" w:cs="Times New Roman"/>
+          <w:sz w:val="28"/>
+          <w:szCs w:val="28"/>
+        </w:rPr>
+      </w:pPr>
     </w:p>
     <w:p>
       <w:pPr>
